--- a/ru/wisdom-stories/humanity.docx
+++ b/ru/wisdom-stories/humanity.docx
@@ -4,260 +4,135 @@
   <w:body>
     <w:p>
       <w:pPr>
-        <w:spacing w:before="0" w:after="60"/>
-        <w:jc w:val="left"/>
+        <w:pStyle w:val="Title"/>
       </w:pPr>
       <w:r>
-        <w:rPr>
-          <w:rFonts w:ascii="Arial" w:hAnsi="Arial" w:eastAsia="Arial"/>
-          <w:i w:val="0"/>
-          <w:color w:val="000000"/>
-          <w:sz w:val="52"/>
-        </w:rPr>
         <w:t>Человечность</w:t>
       </w:r>
     </w:p>
     <w:p>
-      <w:pPr>
-        <w:jc w:val="left"/>
-      </w:pPr>
+      <w:pPr/>
       <w:r>
-        <w:rPr>
-          <w:rFonts w:ascii="Arial" w:hAnsi="Arial" w:eastAsia="Arial"/>
-          <w:i w:val="0"/>
-          <w:color w:val="000000"/>
-          <w:sz w:val="22"/>
-        </w:rPr>
-        <w:t>Он учился годами, усердно трудился, и наконец настал день экзамена, который должен был определить его судьбу… Его отец, Казим, был довольно требовательным человеком, всегда внимательно следившим за учёбой сына и считавшим, что тот обязательно преуспеет на этом экзамене…</w:t>
+        <w:t>Камал долго и упорно готовился к экзамену, от которого зависело его будущее. Его отец Казим, строгий и требовательный человек, внимательно следил за учёбой сына и не сомневался в успехе.</w:t>
+      </w:r>
+    </w:p>
+    <w:p>
+      <w:pPr/>
+      <w:r>
+        <w:t>Камал нашёл нужную аудиторию. Поначалу он волновался, но, получив задания, успокоился: всё оказалось знакомым. Он уверенно отвечал на вопросы. До конца оставалось полчаса.</w:t>
       </w:r>
     </w:p>
     <w:p>
       <w:pPr>
-        <w:jc w:val="left"/>
+        <w:spacing w:after="80"/>
       </w:pPr>
       <w:r>
-        <w:rPr>
-          <w:rFonts w:ascii="Arial" w:hAnsi="Arial" w:eastAsia="Arial"/>
-          <w:i w:val="0"/>
-          <w:color w:val="000000"/>
-          <w:sz w:val="22"/>
-        </w:rPr>
-        <w:t>Камал вошёл в здание и нашёл класс, где ему предстояло сдавать экзамен. Хотя он был взволнован, когда раздали бланки с вопросами и ответами, он очень обрадовался, когда экзамен начался… Он легко отвечал на вопросы и был совершенно уверен в правильности своих ответов… До окончания экзамена оставалось полчаса. Он был настолько уверен в себе, что…</w:t>
+        <w:t>Вдруг Камал посмотрел в окно, вскочил и бросился к двери.</w:t>
+      </w:r>
+    </w:p>
+    <w:p>
+      <w:pPr/>
+      <w:r>
+        <w:t>— Вернись! Иначе твой экзамен будет аннулирован, год будет потрачен впустую, сынок, — крикнул ему учитель, проводивший экзамен. Но он не остановился, он выбежал через заднюю дверь здания…</w:t>
+      </w:r>
+    </w:p>
+    <w:p>
+      <w:pPr/>
+      <w:r>
+        <w:t>Дома отец сначала отругал Камала, а потом дал пощёчину. Он требовал объяснить, зачем сын сорвал экзамен. Камал молчал: боялся, что отец не поймёт и рассердится ещё сильнее.</w:t>
       </w:r>
     </w:p>
     <w:p>
       <w:pPr>
-        <w:jc w:val="left"/>
+        <w:spacing w:after="80"/>
       </w:pPr>
       <w:r>
-        <w:rPr>
-          <w:rFonts w:ascii="Arial" w:hAnsi="Arial" w:eastAsia="Arial"/>
-          <w:i w:val="0"/>
-          <w:color w:val="000000"/>
-          <w:sz w:val="22"/>
-        </w:rPr>
-        <w:t>Внезапно он пристально уставился в окно класса. Не задумываясь о том, что увидел, он встал и побежал к двери…</w:t>
+        <w:t>Казим попрекал сына этим случаем весь год. Камалу было больно, но он не спорил и продолжал учиться.</w:t>
+      </w:r>
+    </w:p>
+    <w:p>
+      <w:pPr/>
+      <w:r>
+        <w:t>В следующем году он снова сдал экзамен и был принят на медицинский факультет… Он стал очень хорошим врачом. Несмотря на то, что он много лет жил в городе, он попросил добровольного назначения в отдаленную сельскую больницу. После года работы там к нему домой приехала семья… Вопрос об экзамене между ним и отцом давно забылся…</w:t>
+      </w:r>
+    </w:p>
+    <w:p>
+      <w:pPr/>
+      <w:r>
+        <w:t>Снежным и холодным вечером зазвонил домашний телефон Камала. Звонивший сказал, что в одной из соседних деревень есть больной. Когда он взял свою сумку и отправился в путь, его отец Казим не хотел оставлять сына одного на горных дорогах, поэтому решил пойти с ним. Они шли около часа под сильной метелью и добрались до этой деревни. Они нашли дом и постучали в дверь. Старик открыл дверь, сказал, что его жена больна, и пригласил доктора войти вместе с отцом…</w:t>
+      </w:r>
+    </w:p>
+    <w:p>
+      <w:pPr/>
+      <w:r>
+        <w:t>Камал осмотрел больную и назначил лечение. Старушка дрожащим голосом поблагодарила его: «Спасибо, сынок, что пришли в такой холод. Что было бы с миром без добрых людей? Стать человеком непросто. Вот послушайте…»</w:t>
+      </w:r>
+    </w:p>
+    <w:p>
+      <w:pPr/>
+      <w:r>
+        <w:t>«Много лет назад я приехала в город. Посреди улицы мне стало плохо: начались сильные боли. Я была беременна и очень боялась за ребёнка. Улицы опустели — в тот день проходил экзамен. Вдруг подбежал юноша. Несмотря на жару, он быстро доставил меня в больницу. Врач сказал: опоздай мы ещё на десять минут, я могла бы умереть. В тот день родился мой сын.</w:t>
+      </w:r>
+    </w:p>
+    <w:p>
+      <w:pPr/>
+      <w:r>
+        <w:t>Юношу звали Камал. Он рассказал: „Я сдавал экзамен, увидел вас в окно и понял, что помочь некому. Пришлось уйти. Теперь потеряю год, но ничуть не жалею“.</w:t>
+      </w:r>
+    </w:p>
+    <w:p>
+      <w:pPr/>
+      <w:r>
+        <w:t>Я назвала сына в его честь. Растила его на этой истории и просила быть таким же добрым. Теперь он учитель и тоже старается прежде всего воспитать в детях человечность. Как бы мне хотелось найти того юношу и попросить прощения за потерянный год! Врачом, учителем или инженером стать можно, а вот человеком — труднее. Он не оставил меня одну в беде».</w:t>
       </w:r>
     </w:p>
     <w:p>
       <w:pPr>
-        <w:jc w:val="left"/>
+        <w:spacing w:after="80"/>
       </w:pPr>
       <w:r>
-        <w:rPr>
-          <w:rFonts w:ascii="Arial" w:hAnsi="Arial" w:eastAsia="Arial"/>
-          <w:i w:val="0"/>
-          <w:color w:val="000000"/>
-          <w:sz w:val="22"/>
-        </w:rPr>
-        <w:t>— Вернись! Иначе твой экзамен будет аннулирован, год будет потрачен впустую, сынок, — крикнул ему учитель, проводивший экзамен. Но он не остановился, он выбежал через заднюю дверь здания…</w:t>
+        <w:t>Доктор тихо ответил: «Вам не за что просить прощения, матушка. Не тревожьтесь».</w:t>
       </w:r>
     </w:p>
     <w:p>
       <w:pPr>
-        <w:jc w:val="left"/>
+        <w:keepNext/>
       </w:pPr>
       <w:r>
-        <w:rPr>
-          <w:rFonts w:ascii="Arial" w:hAnsi="Arial" w:eastAsia="Arial"/>
-          <w:i w:val="0"/>
-          <w:color w:val="000000"/>
-          <w:sz w:val="22"/>
-        </w:rPr>
-        <w:t>Его отец, вернувшийся домой несколько часов спустя, сначала отругал Камала, а затем даже ударил его по лицу. Казим был очень расстроен. Хотя он и спрашивал, почему он ушел с урока и почему не закончил экзамен, Камал молчал, потому что знал, что отец рассердится еще больше… Если бы он сказал, он бы не понял…</w:t>
+        <w:t>Казим старался сдержать слёзы, но, выйдя из дома, заплакал. «Камал, сынок…» — начал он и не смог продолжить.</w:t>
       </w:r>
     </w:p>
     <w:p>
       <w:pPr>
-        <w:jc w:val="left"/>
+        <w:keepNext/>
+        <w:keepLines/>
+        <w:spacing w:before="160"/>
       </w:pPr>
       <w:r>
         <w:rPr>
-          <w:rFonts w:ascii="Arial" w:hAnsi="Arial" w:eastAsia="Arial"/>
-          <w:i w:val="0"/>
-          <w:color w:val="000000"/>
-          <w:sz w:val="22"/>
+          <w:b/>
         </w:rPr>
-        <w:t>Казим ругал и отчитывал сына весь тот год. Хотя Камала это задело, он не слушал, он опустил голову и сосредоточился на учебе.</w:t>
+        <w:t>Мораль:</w:t>
+      </w:r>
+      <w:r>
+        <w:t xml:space="preserve"> Можно иметь профессию, но настоящая задача — быть человеком. Доброта, совершенная молодым человеком, становится благословением, которое живет поколениями.</w:t>
       </w:r>
     </w:p>
     <w:p>
       <w:pPr>
-        <w:jc w:val="left"/>
+        <w:spacing w:after="80"/>
       </w:pPr>
       <w:r>
         <w:rPr>
-          <w:rFonts w:ascii="Arial" w:hAnsi="Arial" w:eastAsia="Arial"/>
-          <w:i w:val="0"/>
-          <w:color w:val="000000"/>
-          <w:sz w:val="22"/>
-        </w:rPr>
-        <w:t>В следующем году он снова сдал экзамен и был принят на медицинский факультет… Он стал очень хорошим врачом. Несмотря на то, что он много лет жил в городе, он попросил добровольного назначения в отдаленную сельскую больницу. После года работы там к нему домой приехала семья… Вопрос об экзамене между ним и отцом давно забылся…</w:t>
-      </w:r>
-    </w:p>
-    <w:p>
-      <w:pPr>
-        <w:jc w:val="left"/>
-      </w:pPr>
-      <w:r>
-        <w:rPr>
-          <w:rFonts w:ascii="Arial" w:hAnsi="Arial" w:eastAsia="Arial"/>
-          <w:i w:val="0"/>
-          <w:color w:val="000000"/>
-          <w:sz w:val="22"/>
-        </w:rPr>
-        <w:t>Снежным и холодным вечером зазвонил домашний телефон Камала. Звонивший сказал, что в одной из соседних деревень есть больной. Когда он взял свою сумку и отправился в путь, его отец Казим не хотел оставлять сына одного на горных дорогах, поэтому решил пойти с ним. Они шли около часа под сильной метелью и добрались до этой деревни. Они нашли дом и постучали в дверь. Старик открыл дверь, сказал, что его жена больна, и пригласил доктора войти вместе с отцом…</w:t>
-      </w:r>
-    </w:p>
-    <w:p>
-      <w:pPr>
-        <w:jc w:val="left"/>
-      </w:pPr>
-      <w:r>
-        <w:rPr>
-          <w:rFonts w:ascii="Arial" w:hAnsi="Arial" w:eastAsia="Arial"/>
-          <w:i w:val="0"/>
-          <w:color w:val="000000"/>
-          <w:sz w:val="22"/>
-        </w:rPr>
-        <w:t>Камал осмотрел больного и назначил необходимое лечение. Старушка поблагодарила доктора и дрожащим голосом сказала: «Вы помогли нам в этот холод, сынок. Каким бы был этот мир, если бы не было таких добрых людей, как вы? Быть человеком непросто… Послушайте».</w:t>
-      </w:r>
-    </w:p>
-    <w:p>
-      <w:pPr>
-        <w:jc w:val="left"/>
-      </w:pPr>
-      <w:r>
-        <w:rPr>
-          <w:rFonts w:ascii="Arial" w:hAnsi="Arial" w:eastAsia="Arial"/>
-          <w:i w:val="0"/>
-          <w:color w:val="000000"/>
-          <w:sz w:val="22"/>
-        </w:rPr>
-        <w:t>«Много лет назад я поехала в город. Внезапно, посреди дороги, мне стало плохо, я почувствовала сильную боль. Вокруг никого не было, дороги были пусты. Кстати, в тот день был экзамен. Меньше чем через пять минут ко мне с волнением подошел молодой человек. Он отвез меня в больницу через полчаса в такую ​​жару. Я была беременна и дрожала от страха, что что-то случится с моим ребенком. Врач в приемном отделении сказал, что если бы я опоздала на десять минут, я могла бы умереть… В тот день родился мой сын.</w:t>
-      </w:r>
-    </w:p>
-    <w:p>
-      <w:pPr>
-        <w:jc w:val="left"/>
-      </w:pPr>
-      <w:r>
-        <w:rPr>
-          <w:rFonts w:ascii="Arial" w:hAnsi="Arial" w:eastAsia="Arial"/>
-          <w:i w:val="0"/>
-          <w:color w:val="000000"/>
-          <w:sz w:val="22"/>
-        </w:rPr>
-        <w:t>Я узнала имя мальчика, который отвез меня в больницу – он сказал, что его зовут Камал. Он сказал: «Я был на экзамене, увидел тебя, когда выглянул в окно, и, когда понял, что ты одна, вышел из класса и пришел тебе на помощь. Хотя я потеряла год из-за того, что сорвала экзамен, я нисколько об этом не пожалела.</w:t>
-      </w:r>
-    </w:p>
-    <w:p>
-      <w:pPr>
-        <w:jc w:val="left"/>
-      </w:pPr>
-      <w:r>
-        <w:rPr>
-          <w:rFonts w:ascii="Arial" w:hAnsi="Arial" w:eastAsia="Arial"/>
-          <w:i w:val="0"/>
-          <w:color w:val="000000"/>
-          <w:sz w:val="22"/>
-        </w:rPr>
-        <w:t>Я назвала сына Камалом. Я воспитывала его, рассказывая историю этого доброго мальчика, я всегда советовала ему быть таким человеком, как Камал». Теперь он учитель… Он старается воспитывать своих учеников прежде всего как людей… О, как бы я хотел найти этого мальчика и получить от него халяль… Любой может быть врачом, учителем, инженером. Самое трудное в этом мире — быть человеком… Каким замечательным человеком был этот молодой человек. Он не оставил меня одного посреди дороги». Услышав это, доктор Камаль сказал: «Это халяль, мама, не волнуйся…».</w:t>
-      </w:r>
-    </w:p>
-    <w:p>
-      <w:pPr>
-        <w:jc w:val="left"/>
-      </w:pPr>
-      <w:r>
-        <w:rPr>
-          <w:rFonts w:ascii="Arial" w:hAnsi="Arial" w:eastAsia="Arial"/>
-          <w:i w:val="0"/>
-          <w:color w:val="000000"/>
-          <w:sz w:val="22"/>
-        </w:rPr>
-        <w:t>Хотя его отец Казим был красивым мужчиной, он не хотел показывать свои слезы. Однако, когда он вышел из дома, слезы навернулись ему на щеки. Даже после того, как он ушел, слезы Казима не прекращались. Он дрожащим голосом сказал: «Камал, мой сын», но не смог продолжить, потому что рыдал.</w:t>
-      </w:r>
-    </w:p>
-    <w:p>
-      <w:pPr>
-        <w:pStyle w:val="Moral"/>
-        <w:keepNext/>
-        <w:keepLines/>
-        <w:widowControl/>
-        <w:spacing w:before="240" w:after="180" w:line="283" w:lineRule="auto"/>
-        <w:ind w:left="240" w:right="240"/>
-        <w:jc w:val="left"/>
-        <w:pBdr>
-          <w:top w:val="single" w:sz="8" w:space="7" w:color="E8D59A"/>
-          <w:left w:val="single" w:sz="32" w:space="11" w:color="C6A23A"/>
-          <w:bottom w:val="single" w:sz="8" w:space="7" w:color="E8D59A"/>
-          <w:right w:val="single" w:sz="8" w:space="11" w:color="E8D59A"/>
-        </w:pBdr>
-        <w:shd w:val="clear" w:color="auto" w:fill="FFF8E1"/>
-      </w:pPr>
-      <w:r>
-        <w:rPr>
-          <w:rFonts w:ascii="Arial" w:hAnsi="Arial" w:eastAsia="Arial" w:cs="Arial"/>
-          <w:b/>
-          <w:i w:val="0"/>
-          <w:color w:val="9A7417"/>
-          <w:sz w:val="22"/>
-        </w:rPr>
-        <w:t xml:space="preserve">Мораль: </w:t>
-      </w:r>
-      <w:r>
-        <w:rPr>
-          <w:rFonts w:ascii="Arial" w:hAnsi="Arial" w:eastAsia="Arial" w:cs="Arial"/>
-          <w:b w:val="0"/>
-          <w:i w:val="0"/>
-          <w:color w:val="3F3826"/>
-          <w:sz w:val="22"/>
-        </w:rPr>
-        <w:t>Можно иметь профессию, но настоящая задача — быть человеком. Доброта, совершенная молодым человеком, становится благословением, которое живет поколениями.</w:t>
-      </w:r>
-    </w:p>
-    <w:p>
-      <w:pPr>
-        <w:keepLines/>
-        <w:widowControl/>
-        <w:spacing w:before="60" w:after="0" w:line="240" w:lineRule="auto"/>
-        <w:jc w:val="right"/>
-      </w:pPr>
-      <w:r>
-        <w:rPr>
-          <w:rFonts w:ascii="Arial" w:hAnsi="Arial" w:eastAsia="Arial" w:cs="Arial"/>
-          <w:b w:val="0"/>
           <w:i/>
-          <w:color w:val="8A7950"/>
-          <w:sz w:val="17"/>
+          <w:sz w:val="18"/>
         </w:rPr>
         <w:t>«История взята из открытых источников Интернета.»</w:t>
       </w:r>
     </w:p>
     <w:sectPr>
-      <w:pgSz w:w="12240" w:h="15840"/>
-      <w:pgMar w:top="1440" w:right="1440" w:bottom="1440" w:left="1440" w:header="708" w:footer="708" w:gutter="0"/>
+      <w:pgSz w:w="11909" w:h="16834"/>
+      <w:pgMar w:top="1152" w:right="1224" w:bottom="1152" w:left="1224" w:header="720" w:footer="720" w:gutter="0"/>
       <w:cols w:space="720"/>
       <w:docGrid w:linePitch="360"/>
     </w:sectPr>
@@ -629,12 +504,14 @@
     <w:qFormat/>
     <w:rsid w:val="00FC693F"/>
     <w:pPr>
-      <w:spacing w:before="0" w:after="160" w:line="276" w:lineRule="auto"/>
+      <w:widowControl/>
+      <w:spacing w:after="120" w:line="269" w:lineRule="auto"/>
     </w:pPr>
     <w:rPr>
-      <w:rFonts w:ascii="Arial" w:hAnsi="Arial" w:eastAsia="Arial"/>
+      <w:rFonts w:ascii="Arial" w:hAnsi="Arial"/>
       <w:color w:val="000000"/>
       <w:sz w:val="22"/>
+      <w:lang w:val="ru-RU"/>
     </w:rPr>
   </w:style>
   <w:style w:type="paragraph" w:styleId="Header">
@@ -978,18 +855,20 @@
     <w:qFormat/>
     <w:rsid w:val="00FC693F"/>
     <w:pPr>
+      <w:keepNext/>
       <w:pBdr>
         <w:bottom w:val="single" w:sz="8" w:space="4" w:color="4F81BD" w:themeColor="accent1"/>
       </w:pBdr>
-      <w:spacing w:after="300" w:line="240" w:lineRule="auto"/>
+      <w:spacing w:after="280" w:line="240" w:lineRule="auto"/>
       <w:contextualSpacing/>
     </w:pPr>
     <w:rPr>
-      <w:rFonts w:asciiTheme="majorHAnsi" w:eastAsiaTheme="majorEastAsia" w:hAnsiTheme="majorHAnsi" w:cstheme="majorBidi"/>
-      <w:color w:val="17365D" w:themeColor="text2" w:themeShade="BF"/>
+      <w:rFonts w:asciiTheme="majorHAnsi" w:eastAsiaTheme="majorEastAsia" w:hAnsiTheme="majorHAnsi" w:cstheme="majorBidi" w:ascii="Arial" w:hAnsi="Arial"/>
+      <w:b/>
+      <w:color w:val="000000"/>
       <w:spacing w:val="5"/>
       <w:kern w:val="28"/>
-      <w:sz w:val="52"/>
+      <w:sz w:val="34"/>
       <w:szCs w:val="52"/>
     </w:rPr>
   </w:style>
@@ -12318,18 +12197,6 @@
         <w:shd w:val="clear" w:color="auto" w:fill="FBCAA2" w:themeFill="accent6" w:themeFillTint="7F"/>
       </w:tcPr>
     </w:tblStylePr>
-  </w:style>
-  <w:style w:type="paragraph" w:customStyle="1" w:styleId="Moral">
-    <w:name w:val="Moral"/>
-    <w:basedOn w:val="Normal"/>
-    <w:pPr>
-      <w:spacing w:before="160" w:after="0" w:line="276" w:lineRule="auto"/>
-    </w:pPr>
-    <w:rPr>
-      <w:rFonts w:ascii="Arial" w:hAnsi="Arial" w:eastAsia="Arial"/>
-      <w:i/>
-      <w:sz w:val="22"/>
-    </w:rPr>
   </w:style>
 </w:styles>
 </file>

--- a/ru/wisdom-stories/humanity.docx
+++ b/ru/wisdom-stories/humanity.docx
@@ -19,7 +19,7 @@
     <w:p>
       <w:pPr/>
       <w:r>
-        <w:t>Камал нашёл нужную аудиторию. Поначалу он волновался, но, получив задания, успокоился: всё оказалось знакомым. Он уверенно отвечал на вопросы. До конца оставалось полчаса.</w:t>
+        <w:t>Камал нашёл нужную аудиторию. Когда раздали листы с вопросами, он волновался, но когда экзамен начался, сильно успокоился: он легко отвечал на вопросы и был полностью уверен, что ответы верны. До конца оставалось полчаса.</w:t>
       </w:r>
     </w:p>
     <w:p>
@@ -27,7 +27,7 @@
         <w:spacing w:after="80"/>
       </w:pPr>
       <w:r>
-        <w:t>Вдруг Камал посмотрел в окно, вскочил и бросился к двери.</w:t>
+        <w:t>Вдруг Камал внимательно посмотрел в окно. Что бы он ни увидел, он, не думая, вскочил и бросился к двери.</w:t>
       </w:r>
     </w:p>
     <w:p>
@@ -39,7 +39,7 @@
     <w:p>
       <w:pPr/>
       <w:r>
-        <w:t>Дома отец сначала отругал Камала, а потом дал пощёчину. Он требовал объяснить, зачем сын сорвал экзамен. Камал молчал: боялся, что отец не поймёт и рассердится ещё сильнее.</w:t>
+        <w:t>Услышав о случившемся, отец, когда Камал через несколько часов вернулся домой, сначала отругал его, а потом дал пощёчину. Казим был очень подавлен. Он требовал объяснить, зачем сын сорвал экзамен. Камал молчал: боялся, что отец не поймёт и рассердится ещё сильнее.</w:t>
       </w:r>
     </w:p>
     <w:p>
@@ -47,7 +47,7 @@
         <w:spacing w:after="80"/>
       </w:pPr>
       <w:r>
-        <w:t>Казим попрекал сына этим случаем весь год. Камалу было больно, но он не спорил и продолжал учиться.</w:t>
+        <w:t>Казим попрекал сына этим случаем весь год. Камалу было больно от этого, но он промолчал, опустил голову и занялся уроками.</w:t>
       </w:r>
     </w:p>
     <w:p>
@@ -65,25 +65,25 @@
     <w:p>
       <w:pPr/>
       <w:r>
-        <w:t>Камал осмотрел больную и назначил лечение. Старушка дрожащим голосом поблагодарила его: «Спасибо, сынок, что пришли в такой холод. Что было бы с миром без добрых людей? Стать человеком непросто. Вот послушайте…»</w:t>
+        <w:t>Камал осмотрел больную и назначил лечение. Старушка дрожащим голосом поблагодарила его: «В такой холод ты стал лекарством от нашей боли, сынок. Что было бы с миром без таких добрых людей, как ты? Стать человеком непросто. Вот послушайте…»</w:t>
       </w:r>
     </w:p>
     <w:p>
       <w:pPr/>
       <w:r>
-        <w:t>«Много лет назад я приехала в город. Посреди улицы мне стало плохо: начались сильные боли. Я была беременна и очень боялась за ребёнка. Улицы опустели — в тот день проходил экзамен. Вдруг подбежал юноша. Несмотря на жару, он быстро доставил меня в больницу. Врач сказал: опоздай мы ещё на десять минут, я могла бы умереть. В тот день родился мой сын.</w:t>
+        <w:t>«Много лет назад я приехала в город. Посреди улицы мне стало плохо: начались сильные боли. Я была беременна и очень боялась за ребёнка. Улицы опустели — в тот день проходил экзамен. Не прошло и пяти минут, как подбежал юноша. В ту жару он за полчаса доставил меня в больницу. Врач сказал: опоздай мы ещё на десять минут, я могла бы умереть. В тот день родился мой сын.</w:t>
       </w:r>
     </w:p>
     <w:p>
       <w:pPr/>
       <w:r>
-        <w:t>Юношу звали Камал. Он рассказал: „Я сдавал экзамен, увидел вас в окно и понял, что помочь некому. Пришлось уйти. Теперь потеряю год, но ничуть не жалею“.</w:t>
+        <w:t>Юношу звали Камал. Он рассказал: „Я сдавал экзамен, увидел вас в окно и понял, что помочь некому. Я вышел из класса и пришёл вам на помощь. Теперь потеряю год, но ничуть не жалею“.</w:t>
       </w:r>
     </w:p>
     <w:p>
       <w:pPr/>
       <w:r>
-        <w:t>Я назвала сына в его честь. Растила его на этой истории и просила быть таким же добрым. Теперь он учитель и тоже старается прежде всего воспитать в детях человечность. Как бы мне хотелось найти того юношу и попросить прощения за потерянный год! Врачом, учителем или инженером стать можно, а вот человеком — труднее. Он не оставил меня одну в беде».</w:t>
+        <w:t>Я назвала сына в его честь. Растила его на этой истории и постоянно наставляла его быть человеком, как Камал. Теперь он учитель и тоже старается прежде всего воспитать в детях человечность. Как бы мне хотелось найти того юношу и получить от него халяль! Врачом, учителем или инженером стать можно, а вот человеком быть — труднее всего. Каким прекрасным человеком был тот юноша. Он не оставил меня одну посреди дороги.»</w:t>
       </w:r>
     </w:p>
     <w:p>
@@ -91,7 +91,7 @@
         <w:spacing w:after="80"/>
       </w:pPr>
       <w:r>
-        <w:t>Доктор тихо ответил: «Вам не за что просить прощения, матушка. Не тревожьтесь».</w:t>
+        <w:t>Доктор ответил: «Я прощаю вас, матушка, не тревожьтесь».</w:t>
       </w:r>
     </w:p>
     <w:p>
@@ -99,7 +99,7 @@
         <w:keepNext/>
       </w:pPr>
       <w:r>
-        <w:t>Казим старался сдержать слёзы, но, выйдя из дома, заплакал. «Камал, сынок…» — начал он и не смог продолжить.</w:t>
+        <w:t>Казим старался сдержать слёзы, но, выйдя из дома, заплакал. Всю дорогу он плакал. «Камал, сынок…» — начал он и не смог продолжить: рыдание душило его.</w:t>
       </w:r>
     </w:p>
     <w:p>
@@ -112,11 +112,9 @@
         <w:rPr>
           <w:b/>
         </w:rPr>
-        <w:t>Мораль:</w:t>
+        <w:t>Мораль: Можно иметь профессию, но настоящая трудность — быть человеком. Доброта, вовремя совершенная молодым человеком, становится благословением, которое живет поколениями.</w:t>
       </w:r>
-      <w:r>
-        <w:t xml:space="preserve"> Можно иметь профессию, но настоящая задача — быть человеком. Доброта, совершенная молодым человеком, становится благословением, которое живет поколениями.</w:t>
-      </w:r>
+      <w:r/>
     </w:p>
     <w:p>
       <w:pPr>
@@ -127,7 +125,7 @@
           <w:i/>
           <w:sz w:val="18"/>
         </w:rPr>
-        <w:t>«История взята из открытых источников Интернета.»</w:t>
+        <w:t>Рассказы взяты из открытых интернет-источников, а иллюстрации созданы с помощью ИИ.</w:t>
       </w:r>
     </w:p>
     <w:sectPr>

--- a/ru/wisdom-stories/humanity.docx
+++ b/ru/wisdom-stories/humanity.docx
@@ -66,7 +66,7 @@
         <w:rPr>
           <w:lang/>
         </w:rPr>
-        <w:t>— Вернись! Если сейчас уйдёшь, твой экзамен аннулируют! Целый год потеряешь! — крикнул преподаватель.</w:t>
+        <w:t>— Вернись! Если сейчас уйдёшь, результаты твоего экзамена аннулируют! Целый год потеряешь! — крикнул преподаватель.</w:t>
       </w:r>
     </w:p>
     <w:p>
@@ -459,7 +459,7 @@
           <w:bCs/>
           <w:lang/>
         </w:rPr>
-        <w:t>Мораль: Ценность человека определяется не только его профессией, но и выбором, который он делает в чужую трудную минуту. Порой то, что кажется потерей, оборачивается добром для многих людей. Прежде чем судить, выслушай.</w:t>
+        <w:t>Мораль: Ценность человека определяется не только его профессией, но и выбором, который он делает, когда другому нужна помощь. Порой то, что кажется потерей, оборачивается добром для многих людей. Прежде чем судить, выслушай.</w:t>
       </w:r>
     </w:p>
     <w:p>
